--- a/3 глава.docx
+++ b/3 глава.docx
@@ -5,56 +5,36 @@
     <w:p>
       <w:pPr>
         <w:spacing w:line="360" w:lineRule="auto"/>
-        <w:jc w:val="center"/>
+        <w:rPr>
+          <w:sz w:val="28"/>
+          <w:szCs w:val="28"/>
+        </w:rPr>
+      </w:pPr>
+      <w:r>
         <w:rPr>
           <w:b/>
           <w:sz w:val="28"/>
-        </w:rPr>
-      </w:pPr>
+          <w:szCs w:val="28"/>
+        </w:rPr>
+        <w:t>Глава 3. Разработка стратегии продвижения инновационного продукта Face2</w:t>
+      </w:r>
+    </w:p>
+    <w:p>
+      <w:pPr/>
       <w:r>
         <w:rPr>
           <w:b/>
           <w:sz w:val="28"/>
         </w:rPr>
-        <w:t>3</w:t>
-      </w:r>
-      <w:r>
+        <w:t>3.1. Обоснование стратегии продвижения продукта Face2</w:t>
+      </w:r>
+    </w:p>
+    <w:p>
+      <w:pPr>
+        <w:spacing w:line="360" w:lineRule="auto"/>
         <w:rPr>
           <w:b/>
           <w:sz w:val="28"/>
-        </w:rPr>
-        <w:t xml:space="preserve">. </w:t>
-      </w:r>
-      <w:r>
-        <w:rPr>
-          <w:b/>
-          <w:sz w:val="28"/>
-        </w:rPr>
-        <w:t xml:space="preserve">РАЗРАБОТКА СТРАТЕГИИ ПРОДВИЖЕНИЯ НОВОГО ПРОДУКТА АК БАРС БАНКА </w:t>
-      </w:r>
-    </w:p>
-    <w:p>
-      <w:pPr>
-        <w:spacing w:line="360" w:lineRule="auto"/>
-        <w:jc w:val="center"/>
-        <w:rPr>
-          <w:b/>
-          <w:sz w:val="28"/>
-        </w:rPr>
-      </w:pPr>
-      <w:r>
-        <w:rPr>
-          <w:b/>
-          <w:sz w:val="28"/>
-        </w:rPr>
-        <w:t>3.1. Формирование целей и направлений продвижения</w:t>
-      </w:r>
-    </w:p>
-    <w:p>
-      <w:pPr>
-        <w:spacing w:line="360" w:lineRule="auto"/>
-        <w:rPr>
-          <w:sz w:val="28"/>
           <w:szCs w:val="28"/>
         </w:rPr>
       </w:pPr>
@@ -63,205 +43,10 @@
           <w:sz w:val="28"/>
           <w:szCs w:val="28"/>
         </w:rPr>
-        <w:t>Глава 3. Разработка стратегии продвижения инновационного продукта Face2</w:t>
-      </w:r>
-    </w:p>
-    <w:p>
-      <w:pPr>
-        <w:spacing w:line="360" w:lineRule="auto"/>
-        <w:rPr>
-          <w:b/>
-          <w:sz w:val="28"/>
-          <w:szCs w:val="28"/>
-        </w:rPr>
-      </w:pPr>
-      <w:r>
-        <w:rPr>
-          <w:sz w:val="28"/>
-          <w:szCs w:val="28"/>
-        </w:rPr>
-        <w:t>Целью стратегии продвижения Face2 является повышение узнаваемости продукта на российском рынке биометрических решений, формирование доверия со стороны B2B- и B2G-клиентов, а также увеличение количества внедрений продукта в приоритетных отраслях.</w:t>
-      </w:r>
-      <w:r>
-        <w:rPr>
-          <w:sz w:val="28"/>
-          <w:szCs w:val="28"/>
-        </w:rPr>
-        <w:br/>
-      </w:r>
-      <w:r>
-        <w:rPr>
-          <w:sz w:val="28"/>
-          <w:szCs w:val="28"/>
-        </w:rPr>
-        <w:br/>
-        <w:t>3.1. Обоснование стратегических направлений продвижения продукта Face2</w:t>
-      </w:r>
-      <w:r>
-        <w:rPr>
-          <w:sz w:val="28"/>
-          <w:szCs w:val="28"/>
-        </w:rPr>
-        <w:br/>
-        <w:t>3.1.1. Проблемы продвижения, выявленные по результатам анализа</w:t>
-      </w:r>
-      <w:r>
-        <w:rPr>
-          <w:sz w:val="28"/>
-          <w:szCs w:val="28"/>
-        </w:rPr>
-        <w:br/>
-        <w:t>3.1.2. Цель и задачи стратегии продвижения</w:t>
-      </w:r>
-      <w:r>
-        <w:rPr>
-          <w:sz w:val="28"/>
-          <w:szCs w:val="28"/>
-        </w:rPr>
-        <w:br/>
-        <w:t>3.1.3. Приоритетные целевые сегменты</w:t>
-      </w:r>
-      <w:r>
-        <w:rPr>
-          <w:sz w:val="28"/>
-          <w:szCs w:val="28"/>
-        </w:rPr>
-        <w:br/>
-        <w:t>3.1.4. Позиционирование Face2 на рынке биометрических решений</w:t>
-      </w:r>
-      <w:r>
-        <w:rPr>
-          <w:sz w:val="28"/>
-          <w:szCs w:val="28"/>
-        </w:rPr>
-        <w:br/>
-      </w:r>
-      <w:r>
-        <w:rPr>
-          <w:sz w:val="28"/>
-          <w:szCs w:val="28"/>
-        </w:rPr>
-        <w:br/>
-        <w:t>3.2. Разработка комплекса маркетинговых мероприятий по продвижению Face2</w:t>
-      </w:r>
-      <w:r>
-        <w:rPr>
-          <w:sz w:val="28"/>
-          <w:szCs w:val="28"/>
-        </w:rPr>
-        <w:br/>
-        <w:t>3.2.1. Основные направления продвижения</w:t>
-      </w:r>
-      <w:r>
-        <w:rPr>
-          <w:sz w:val="28"/>
-          <w:szCs w:val="28"/>
-        </w:rPr>
-        <w:br/>
-        <w:t xml:space="preserve">3.2.2. Отраслевые </w:t>
+        <w:t>Целью стратегии продвижения Face2 является повышение узнаваемости продукта на российском рынке биометрических решений, формирование доверия со стороны B2B-, B2G- и B2C-клиентов, а также увеличение количества внедрений продукта в приоритетных отраслях.</w:t>
       </w:r>
       <w:proofErr w:type="spellStart"/>
-      <w:r>
-        <w:rPr>
-          <w:sz w:val="28"/>
-          <w:szCs w:val="28"/>
-        </w:rPr>
-        <w:t>офферы</w:t>
-      </w:r>
       <w:proofErr w:type="spellEnd"/>
-      <w:r>
-        <w:rPr>
-          <w:sz w:val="28"/>
-          <w:szCs w:val="28"/>
-        </w:rPr>
-        <w:t xml:space="preserve"> для целевых сегментов</w:t>
-      </w:r>
-      <w:r>
-        <w:rPr>
-          <w:sz w:val="28"/>
-          <w:szCs w:val="28"/>
-        </w:rPr>
-        <w:br/>
-        <w:t>3.2.3. Каналы продвижения продукта</w:t>
-      </w:r>
-      <w:r>
-        <w:rPr>
-          <w:sz w:val="28"/>
-          <w:szCs w:val="28"/>
-        </w:rPr>
-        <w:br/>
-        <w:t>3.2.4. Контентная и PR-стратегия</w:t>
-      </w:r>
-      <w:r>
-        <w:rPr>
-          <w:sz w:val="28"/>
-          <w:szCs w:val="28"/>
-        </w:rPr>
-        <w:br/>
-        <w:t>3.2.5. Этапы реализации стратегии</w:t>
-      </w:r>
-      <w:r>
-        <w:rPr>
-          <w:sz w:val="28"/>
-          <w:szCs w:val="28"/>
-        </w:rPr>
-        <w:br/>
-      </w:r>
-      <w:r>
-        <w:rPr>
-          <w:sz w:val="28"/>
-          <w:szCs w:val="28"/>
-        </w:rPr>
-        <w:br/>
-        <w:t>3.3. Оценка эффективности предложенной стратегии продвижения Face2</w:t>
-      </w:r>
-      <w:r>
-        <w:rPr>
-          <w:sz w:val="28"/>
-          <w:szCs w:val="28"/>
-        </w:rPr>
-        <w:br/>
-        <w:t>3.3.1. KPI стратегии продвижения</w:t>
-      </w:r>
-      <w:r>
-        <w:rPr>
-          <w:sz w:val="28"/>
-          <w:szCs w:val="28"/>
-        </w:rPr>
-        <w:br/>
-        <w:t>3.3.2. Оценка экономического эффекта</w:t>
-      </w:r>
-      <w:r>
-        <w:rPr>
-          <w:sz w:val="28"/>
-          <w:szCs w:val="28"/>
-        </w:rPr>
-        <w:br/>
-        <w:t>3.3.3. Риски реализации стратегии и способы их снижения</w:t>
-      </w:r>
-      <w:r>
-        <w:rPr>
-          <w:sz w:val="28"/>
-          <w:szCs w:val="28"/>
-        </w:rPr>
-        <w:br/>
-        <w:t>3.3.4. Организационный план внедрения предложенных мероприятий</w:t>
-      </w:r>
-      <w:r>
-        <w:rPr>
-          <w:sz w:val="28"/>
-          <w:szCs w:val="28"/>
-        </w:rPr>
-        <w:br/>
-      </w:r>
-      <w:r>
-        <w:rPr>
-          <w:sz w:val="28"/>
-          <w:szCs w:val="28"/>
-        </w:rPr>
-        <w:br/>
-        <w:t>Выводы по главе 3</w:t>
-      </w:r>
     </w:p>
     <w:p>
       <w:pPr>
@@ -304,14 +89,14 @@
         <w:rPr>
           <w:sz w:val="28"/>
         </w:rPr>
-        <w:t>проведенн</w:t>
+        <w:t>проведён</w:t>
       </w:r>
       <w:proofErr w:type="spellEnd"/>
       <w:r>
         <w:rPr>
           <w:sz w:val="28"/>
         </w:rPr>
-        <w:t xml:space="preserve"> анализ деятельности Ак Барс банка. Мной был изучены особенности самого продукта, состояние рынка биометрических услуг и конкурентной среды.</w:t>
+        <w:t xml:space="preserve"> анализ деятельности Ак Барс банка. Мной были изучены особенности самого продукта, состояние рынка биометрических услуг и конкурентной среды.</w:t>
       </w:r>
       <w:r>
         <w:rPr>
@@ -478,7 +263,7 @@
         <w:rPr>
           <w:sz w:val="28"/>
         </w:rPr>
-        <w:t xml:space="preserve"> и крупным банковским экосистем, обладающими значительными маркетинговыми и инфраструктурными ресурсами.</w:t>
+        <w:t xml:space="preserve"> и крупным банковским экосистемам, обладающими значительными маркетинговыми и инфраструктурными ресурсами.</w:t>
       </w:r>
     </w:p>
     <w:p>
@@ -543,7 +328,7 @@
         <w:rPr>
           <w:sz w:val="28"/>
         </w:rPr>
-        <w:t>целовой</w:t>
+        <w:t>целевой</w:t>
       </w:r>
       <w:proofErr w:type="spellEnd"/>
       <w:r>
@@ -700,7 +485,7 @@
         <w:rPr>
           <w:sz w:val="28"/>
         </w:rPr>
-        <w:t>С</w:t>
+        <w:t>C</w:t>
       </w:r>
       <w:r>
         <w:rPr>
@@ -2066,7 +1851,7 @@
         <w:rPr>
           <w:sz w:val="28"/>
         </w:rPr>
-        <w:t>Такой широкий разброс продуктовой линейка может создавать сложности коммуникации с клиентами: для разных пользователей необходимо формировать разные ценностные предложения.</w:t>
+        <w:t>Такой широкий разброс продуктовой линейки может создавать сложности коммуникации с клиентами: для разных пользователей необходимо формировать разные ценностные предложения.</w:t>
       </w:r>
     </w:p>
     <w:p>
@@ -2144,7 +1929,7 @@
         <w:rPr>
           <w:sz w:val="28"/>
         </w:rPr>
-        <w:t xml:space="preserve"> имеет ряд преимуществ и сильных сторон, где F</w:t>
+        <w:t xml:space="preserve"> имеют ряд преимуществ и сильных сторон, где F</w:t>
       </w:r>
       <w:r>
         <w:rPr>
@@ -2170,7 +1955,7 @@
         <w:rPr>
           <w:sz w:val="28"/>
         </w:rPr>
-        <w:t>отчественного</w:t>
+        <w:t>отечественного</w:t>
       </w:r>
       <w:proofErr w:type="spellEnd"/>
       <w:r>
@@ -2612,7 +2397,7 @@
         <w:rPr>
           <w:sz w:val="28"/>
         </w:rPr>
-        <w:t>Источник: составлено автором на основе</w:t>
+        <w:t>Источник: составлено автором по данным [27; 28, с. 28–33; 32; 37; 39] и параграфа 2.3 (таблица 2.3.6)</w:t>
       </w:r>
     </w:p>
     <w:p>
@@ -2711,19 +2496,7 @@
         <w:rPr>
           <w:sz w:val="28"/>
         </w:rPr>
-        <w:t>С учетом выявленных проблем целью стратегии продвижения Face2 является повышение узнаваемости продукта на российском рынке биометрических решений, формирование доверия к нему со стороны B2B</w:t>
-      </w:r>
-      <w:r>
-        <w:rPr>
-          <w:sz w:val="28"/>
-        </w:rPr>
-        <w:t xml:space="preserve">, B2С </w:t>
-      </w:r>
-      <w:r>
-        <w:rPr>
-          <w:sz w:val="28"/>
-        </w:rPr>
-        <w:t>и B2G-клиентов, а также увеличение количества внедрений продукта в приоритетных отраслях.</w:t>
+        <w:t>С учетом выявленных проблем целью стратегии продвижения Face2 является повышение узнаваемости продукта на российском рынке биометрических решений, формирование доверия к нему со стороны B2B-, B2G- и B2C-клиентов, а также увеличение количества внедрений продукта в приоритетных отраслях.</w:t>
       </w:r>
     </w:p>
     <w:p>
@@ -2976,7 +2749,7 @@
         <w:rPr>
           <w:sz w:val="28"/>
         </w:rPr>
-        <w:t xml:space="preserve"> Цель и задачи представлены в таблице 3.2.2</w:t>
+        <w:t xml:space="preserve"> Цель и задачи представлены в таблице 3.1.2</w:t>
       </w:r>
     </w:p>
     <w:tbl>
@@ -3229,21 +3002,21 @@
         <w:rPr>
           <w:sz w:val="28"/>
         </w:rPr>
-        <w:t xml:space="preserve">Источник: составлено автором на основе </w:t>
-      </w:r>
-    </w:p>
-    <w:p>
-      <w:pPr>
-        <w:spacing w:line="360" w:lineRule="auto"/>
-        <w:rPr>
-          <w:sz w:val="28"/>
-        </w:rPr>
-      </w:pPr>
-      <w:r>
-        <w:rPr>
-          <w:sz w:val="28"/>
-        </w:rPr>
-        <w:t xml:space="preserve">Таблица 3.2.2. Цели и задачи стратегии продвижения </w:t>
+        <w:t>Источник: составлено автором по данным параграфов 1.2 (таблица 1.2.1) и 2.3, [10, с. 5; 17, с. 412; 19, с. 156]</w:t>
+      </w:r>
+    </w:p>
+    <w:p>
+      <w:pPr>
+        <w:spacing w:line="360" w:lineRule="auto"/>
+        <w:rPr>
+          <w:sz w:val="28"/>
+        </w:rPr>
+      </w:pPr>
+      <w:r>
+        <w:rPr>
+          <w:sz w:val="28"/>
+        </w:rPr>
+        <w:t xml:space="preserve">Таблица 3.1.2 Цели и задачи стратегии продвижения </w:t>
       </w:r>
       <w:r>
         <w:rPr>
@@ -3305,44 +3078,6 @@
           <w:sz w:val="28"/>
         </w:rPr>
         <w:t xml:space="preserve"> инструменты. Поскольку решение относится к сложным технологическим продуктам и требует высокого уровня доверия со стороны потребителя, стоит обратить внимание на экспертное продвижение.</w:t>
-      </w:r>
-    </w:p>
-    <w:p>
-      <w:pPr>
-        <w:spacing w:line="360" w:lineRule="auto"/>
-        <w:rPr>
-          <w:sz w:val="28"/>
-        </w:rPr>
-      </w:pPr>
-      <w:r>
-        <w:rPr>
-          <w:color w:val="FF0000"/>
-          <w:sz w:val="28"/>
-        </w:rPr>
-        <w:t xml:space="preserve">НИЖЕ ДОБАВИТЬ ПРО </w:t>
-      </w:r>
-      <w:r>
-        <w:rPr>
-          <w:color w:val="FF0000"/>
-          <w:sz w:val="28"/>
-          <w:lang w:val="en-US"/>
-        </w:rPr>
-        <w:t>B</w:t>
-      </w:r>
-      <w:r>
-        <w:rPr>
-          <w:color w:val="FF0000"/>
-          <w:sz w:val="28"/>
-        </w:rPr>
-        <w:t>2</w:t>
-      </w:r>
-      <w:r>
-        <w:rPr>
-          <w:color w:val="FF0000"/>
-          <w:sz w:val="28"/>
-          <w:lang w:val="en-US"/>
-        </w:rPr>
-        <w:t>C</w:t>
       </w:r>
     </w:p>
     <w:p>
@@ -3871,7 +3606,7 @@
               <w:spacing w:line="360" w:lineRule="auto"/>
             </w:pPr>
             <w:r>
-              <w:t>Государственные учреждение и МФЦ</w:t>
+              <w:t>Государственные учреждения и МФЦ</w:t>
             </w:r>
           </w:p>
         </w:tc>
@@ -3992,7 +3727,7 @@
             </w:r>
             <w:proofErr w:type="spellStart"/>
             <w:r>
-              <w:t>обьекты</w:t>
+              <w:t>объекты</w:t>
             </w:r>
             <w:proofErr w:type="spellEnd"/>
             <w:r>
@@ -4047,7 +3782,7 @@
         <w:ind w:firstLine="709"/>
       </w:pPr>
       <w:r>
-        <w:t xml:space="preserve">Источник: составлено автором на основе </w:t>
+        <w:t>Источник: составлено автором по данным [27; 28, с. 28–33; 32; 36; 39], параграфов 2.1 (таблица 2.1.4) и 2.2 (таблица 2.2.2)</w:t>
       </w:r>
     </w:p>
     <w:p>
@@ -5011,7 +4746,7 @@
         <w:ind w:firstLine="709"/>
       </w:pPr>
       <w:r>
-        <w:t xml:space="preserve">Источник: составлено автором на основе </w:t>
+        <w:t>Источник: составлено автором по данным [4, с. 49; 8, с. 107; 27; 28, с. 33; 33; 36; 47; 48]</w:t>
       </w:r>
     </w:p>
     <w:p>
